--- a/marketing/blog/sap-autonomous-suite/artigo.docx
+++ b/marketing/blog/sap-autonomous-suite/artigo.docx
@@ -386,7 +386,7 @@
           <w:color w:val="002B5C"/>
           <w:sz w:val="28"/>
         </w:rPr>
-        <w:t>O que muda para quem já usa SAP — visão Solveplan</w:t>
+        <w:t>Automatizar sem fundação é ampliar erros — o que a Solveplan recomenda</w:t>
       </w:r>
     </w:p>
     <w:p>

--- a/marketing/blog/sap-autonomous-suite/artigo.docx
+++ b/marketing/blog/sap-autonomous-suite/artigo.docx
@@ -610,6 +610,64 @@
         <w:t>[Agendar conversa com a Solveplan]</w:t>
       </w:r>
     </w:p>
+    <w:p>
+      <w:pPr>
+        <w:pStyle w:val="Heading2"/>
+      </w:pPr>
+      <w:r>
+        <w:rPr>
+          <w:b/>
+          <w:color w:val="002B5C"/>
+          <w:sz w:val="28"/>
+        </w:rPr>
+        <w:t>Fontes</w:t>
+      </w:r>
+    </w:p>
+    <w:p>
+      <w:pPr>
+        <w:pStyle w:val="ListBullet"/>
+        <w:spacing w:after="80"/>
+      </w:pPr>
+      <w:r>
+        <w:t>SAP News Center — SAP Unveils the Autonomous Enterprise</w:t>
+      </w:r>
+    </w:p>
+    <w:p>
+      <w:pPr>
+        <w:pStyle w:val="ListBullet"/>
+        <w:spacing w:after="80"/>
+      </w:pPr>
+      <w:r>
+        <w:t>SAP News Center — New Era of Autonomous HCM</w:t>
+      </w:r>
+    </w:p>
+    <w:p>
+      <w:pPr>
+        <w:pStyle w:val="ListBullet"/>
+        <w:spacing w:after="80"/>
+      </w:pPr>
+      <w:r>
+        <w:t>SAPinsider — SAP Sapphire 2026: SAP Recasts ERP Around the Autonomous Enterprise and Business AI</w:t>
+      </w:r>
+    </w:p>
+    <w:p>
+      <w:pPr>
+        <w:pStyle w:val="ListBullet"/>
+        <w:spacing w:after="80"/>
+      </w:pPr>
+      <w:r>
+        <w:t>SAPinsider — SAP Sapphire 2026: The Autonomous Enterprise Arrives — with Guardrails</w:t>
+      </w:r>
+    </w:p>
+    <w:p>
+      <w:pPr>
+        <w:pStyle w:val="ListBullet"/>
+        <w:spacing w:after="80"/>
+      </w:pPr>
+      <w:r>
+        <w:t>SAP News Center Brasil — SAP apresenta a Autonomous Enterprise</w:t>
+      </w:r>
+    </w:p>
     <w:sectPr>
       <w:pgSz w:w="12240" w:h="15840"/>
       <w:pgMar w:top="1440" w:right="1800" w:bottom="1440" w:left="1800" w:header="720" w:footer="720" w:gutter="0"/>

--- a/marketing/blog/sap-autonomous-suite/artigo.docx
+++ b/marketing/blog/sap-autonomous-suite/artigo.docx
@@ -629,8 +629,18 @@
         <w:spacing w:after="80"/>
       </w:pPr>
       <w:r>
-        <w:t>SAP News Center — SAP Unveils the Autonomous Enterprise</w:t>
+        <w:t xml:space="preserve">SAP News Center — </w:t>
       </w:r>
+      <w:hyperlink r:id="rId9">
+        <w:r>
+          <w:rPr>
+            <w:rStyle w:val="Hyperlink"/>
+            <w:color w:val="0563C1"/>
+            <w:u w:val="single"/>
+          </w:rPr>
+          <w:t xml:space="preserve">SAP Unveils the Autonomous Enterprise</w:t>
+        </w:r>
+      </w:hyperlink>
     </w:p>
     <w:p>
       <w:pPr>
@@ -638,8 +648,18 @@
         <w:spacing w:after="80"/>
       </w:pPr>
       <w:r>
-        <w:t>SAP News Center — New Era of Autonomous HCM</w:t>
+        <w:t xml:space="preserve">SAP News Center — </w:t>
       </w:r>
+      <w:hyperlink r:id="rId10">
+        <w:r>
+          <w:rPr>
+            <w:rStyle w:val="Hyperlink"/>
+            <w:color w:val="0563C1"/>
+            <w:u w:val="single"/>
+          </w:rPr>
+          <w:t xml:space="preserve">New Era of Autonomous HCM</w:t>
+        </w:r>
+      </w:hyperlink>
     </w:p>
     <w:p>
       <w:pPr>
@@ -647,8 +667,18 @@
         <w:spacing w:after="80"/>
       </w:pPr>
       <w:r>
-        <w:t>SAPinsider — SAP Sapphire 2026: SAP Recasts ERP Around the Autonomous Enterprise and Business AI</w:t>
+        <w:t xml:space="preserve">SAPinsider — </w:t>
       </w:r>
+      <w:hyperlink r:id="rId11">
+        <w:r>
+          <w:rPr>
+            <w:rStyle w:val="Hyperlink"/>
+            <w:color w:val="0563C1"/>
+            <w:u w:val="single"/>
+          </w:rPr>
+          <w:t xml:space="preserve">SAP Sapphire 2026: SAP Recasts ERP Around the Autonomous Enterprise and Business AI</w:t>
+        </w:r>
+      </w:hyperlink>
     </w:p>
     <w:p>
       <w:pPr>
@@ -656,8 +686,18 @@
         <w:spacing w:after="80"/>
       </w:pPr>
       <w:r>
-        <w:t>SAPinsider — SAP Sapphire 2026: The Autonomous Enterprise Arrives — with Guardrails</w:t>
+        <w:t xml:space="preserve">SAPinsider — </w:t>
       </w:r>
+      <w:hyperlink r:id="rId12">
+        <w:r>
+          <w:rPr>
+            <w:rStyle w:val="Hyperlink"/>
+            <w:color w:val="0563C1"/>
+            <w:u w:val="single"/>
+          </w:rPr>
+          <w:t xml:space="preserve">SAP Sapphire 2026: The Autonomous Enterprise Arrives — with Guardrails</w:t>
+        </w:r>
+      </w:hyperlink>
     </w:p>
     <w:p>
       <w:pPr>
@@ -665,8 +705,18 @@
         <w:spacing w:after="80"/>
       </w:pPr>
       <w:r>
-        <w:t>SAP News Center Brasil — SAP apresenta a Autonomous Enterprise</w:t>
+        <w:t xml:space="preserve">SAP News Center Brasil — </w:t>
       </w:r>
+      <w:hyperlink r:id="rId13">
+        <w:r>
+          <w:rPr>
+            <w:rStyle w:val="Hyperlink"/>
+            <w:color w:val="0563C1"/>
+            <w:u w:val="single"/>
+          </w:rPr>
+          <w:t xml:space="preserve">SAP apresenta a Autonomous Enterprise</w:t>
+        </w:r>
+      </w:hyperlink>
     </w:p>
     <w:sectPr>
       <w:pgSz w:w="12240" w:h="15840"/>

--- a/marketing/blog/sap-autonomous-suite/artigo.docx
+++ b/marketing/blog/sap-autonomous-suite/artigo.docx
@@ -718,6 +718,1296 @@
         </w:r>
       </w:hyperlink>
     </w:p>
+    <w:p>
+      <w:r>
+        <w:br w:type="page"/>
+      </w:r>
+    </w:p>
+    <w:p>
+      <w:pPr>
+        <w:pStyle w:val="Heading1"/>
+      </w:pPr>
+      <w:r>
+        <w:rPr>
+          <w:b/>
+          <w:color w:val="002B5C"/>
+          <w:sz w:val="40"/>
+        </w:rPr>
+        <w:t>Metadados SEO — SAP Autonomous Suite</w:t>
+      </w:r>
+    </w:p>
+    <w:p>
+      <w:pPr>
+        <w:pStyle w:val="Heading2"/>
+      </w:pPr>
+      <w:r>
+        <w:rPr>
+          <w:b/>
+          <w:color w:val="002B5C"/>
+          <w:sz w:val="28"/>
+        </w:rPr>
+        <w:t>On-page</w:t>
+      </w:r>
+    </w:p>
+    <w:tbl>
+      <w:tblPr>
+        <w:tblStyle w:val="TableGrid"/>
+        <w:tblW w:type="auto" w:w="0"/>
+        <w:tblLook w:firstColumn="1" w:firstRow="1" w:lastColumn="0" w:lastRow="0" w:noHBand="0" w:noVBand="1" w:val="04A0"/>
+      </w:tblPr>
+      <w:tblGrid>
+        <w:gridCol w:w="4320"/>
+        <w:gridCol w:w="4320"/>
+      </w:tblGrid>
+      <w:tr>
+        <w:tc>
+          <w:tcPr>
+            <w:tcW w:type="dxa" w:w="4320"/>
+          </w:tcPr>
+          <w:p>
+            <w:r>
+              <w:rPr>
+                <w:b/>
+              </w:rPr>
+              <w:t>Campo</w:t>
+            </w:r>
+          </w:p>
+        </w:tc>
+        <w:tc>
+          <w:tcPr>
+            <w:tcW w:type="dxa" w:w="4320"/>
+          </w:tcPr>
+          <w:p>
+            <w:r>
+              <w:rPr>
+                <w:b/>
+              </w:rPr>
+              <w:t>Valor</w:t>
+            </w:r>
+          </w:p>
+        </w:tc>
+      </w:tr>
+      <w:tr>
+        <w:tc>
+          <w:tcPr>
+            <w:tcW w:type="dxa" w:w="4320"/>
+          </w:tcPr>
+          <w:p>
+            <w:r>
+              <w:t>Meta title</w:t>
+            </w:r>
+          </w:p>
+        </w:tc>
+        <w:tc>
+          <w:tcPr>
+            <w:tcW w:type="dxa" w:w="4320"/>
+          </w:tcPr>
+          <w:p>
+            <w:r>
+              <w:t>SAP Autonomous Suite: o que foi anunciado no SAPPHIRE 2026 \</w:t>
+            </w:r>
+          </w:p>
+        </w:tc>
+      </w:tr>
+      <w:tr>
+        <w:tc>
+          <w:tcPr>
+            <w:tcW w:type="dxa" w:w="4320"/>
+          </w:tcPr>
+          <w:p>
+            <w:r>
+              <w:t>Meta description</w:t>
+            </w:r>
+          </w:p>
+        </w:tc>
+        <w:tc>
+          <w:tcPr>
+            <w:tcW w:type="dxa" w:w="4320"/>
+          </w:tcPr>
+          <w:p>
+            <w:r>
+              <w:t>Durante o SAP SAPPHIRE Orlando 2026, a SAP apresentou mais de 200 agentes para automatizar finanças, supply chain e RH. Entenda os 5 domínios e o que muda para sua empresa.</w:t>
+            </w:r>
+          </w:p>
+        </w:tc>
+      </w:tr>
+      <w:tr>
+        <w:tc>
+          <w:tcPr>
+            <w:tcW w:type="dxa" w:w="4320"/>
+          </w:tcPr>
+          <w:p>
+            <w:r>
+              <w:t>URL slug</w:t>
+            </w:r>
+          </w:p>
+        </w:tc>
+        <w:tc>
+          <w:tcPr>
+            <w:tcW w:type="dxa" w:w="4320"/>
+          </w:tcPr>
+          <w:p>
+            <w:r>
+              <w:t>/blog/sap-autonomous-suite</w:t>
+            </w:r>
+          </w:p>
+        </w:tc>
+      </w:tr>
+      <w:tr>
+        <w:tc>
+          <w:tcPr>
+            <w:tcW w:type="dxa" w:w="4320"/>
+          </w:tcPr>
+          <w:p>
+            <w:r>
+              <w:t>H1</w:t>
+            </w:r>
+          </w:p>
+        </w:tc>
+        <w:tc>
+          <w:tcPr>
+            <w:tcW w:type="dxa" w:w="4320"/>
+          </w:tcPr>
+          <w:p>
+            <w:r>
+              <w:t>SAP Autonomous Suite: como a SAP vai automatizar finanças, supply chain e RH com agentes de IA</w:t>
+            </w:r>
+          </w:p>
+        </w:tc>
+      </w:tr>
+      <w:tr>
+        <w:tc>
+          <w:tcPr>
+            <w:tcW w:type="dxa" w:w="4320"/>
+          </w:tcPr>
+          <w:p>
+            <w:r>
+              <w:t>Canonical</w:t>
+            </w:r>
+          </w:p>
+        </w:tc>
+        <w:tc>
+          <w:tcPr>
+            <w:tcW w:type="dxa" w:w="4320"/>
+          </w:tcPr>
+          <w:p>
+            <w:r>
+              <w:t>https://solveplan.com.br/blog/sap-autonomous-suite</w:t>
+            </w:r>
+          </w:p>
+        </w:tc>
+      </w:tr>
+      <w:tr>
+        <w:tc>
+          <w:tcPr>
+            <w:tcW w:type="dxa" w:w="4320"/>
+          </w:tcPr>
+          <w:p>
+            <w:r>
+              <w:t>OG Title</w:t>
+            </w:r>
+          </w:p>
+        </w:tc>
+        <w:tc>
+          <w:tcPr>
+            <w:tcW w:type="dxa" w:w="4320"/>
+          </w:tcPr>
+          <w:p>
+            <w:r>
+              <w:t>SAP Autonomous Suite: 200+ agentes para automatizar seus processos SAP</w:t>
+            </w:r>
+          </w:p>
+        </w:tc>
+      </w:tr>
+      <w:tr>
+        <w:tc>
+          <w:tcPr>
+            <w:tcW w:type="dxa" w:w="4320"/>
+          </w:tcPr>
+          <w:p>
+            <w:r>
+              <w:t>OG Description</w:t>
+            </w:r>
+          </w:p>
+        </w:tc>
+        <w:tc>
+          <w:tcPr>
+            <w:tcW w:type="dxa" w:w="4320"/>
+          </w:tcPr>
+          <w:p>
+            <w:r>
+              <w:t>Fechamento financeiro em dias. Compras autônomas. Supply chain sem intervenção manual. Veja o que a SAP anunciou no SAPPHIRE 2026.</w:t>
+            </w:r>
+          </w:p>
+        </w:tc>
+      </w:tr>
+      <w:tr>
+        <w:tc>
+          <w:tcPr>
+            <w:tcW w:type="dxa" w:w="4320"/>
+          </w:tcPr>
+          <w:p>
+            <w:r>
+              <w:t>OG Image</w:t>
+            </w:r>
+          </w:p>
+        </w:tc>
+        <w:tc>
+          <w:tcPr>
+            <w:tcW w:type="dxa" w:w="4320"/>
+          </w:tcPr>
+          <w:p>
+            <w:r>
+              <w:t>1200x630px — cinco ícones representando os domínios (Finance, Spend, Supply Chain, HCM, CX) conectados ao Joule. Fundo azul escuro Solveplan. Alt: "SAP Autonomous Suite — 5 domínios autônomos anunciados no SAPPHIRE 2026"</w:t>
+            </w:r>
+          </w:p>
+        </w:tc>
+      </w:tr>
+    </w:tbl>
+    <w:p/>
+    <w:p>
+      <w:pPr>
+        <w:pStyle w:val="Heading2"/>
+      </w:pPr>
+      <w:r>
+        <w:rPr>
+          <w:b/>
+          <w:color w:val="002B5C"/>
+          <w:sz w:val="28"/>
+        </w:rPr>
+        <w:t>Links internos sugeridos</w:t>
+      </w:r>
+    </w:p>
+    <w:p>
+      <w:pPr>
+        <w:pStyle w:val="ListBullet"/>
+        <w:spacing w:after="80"/>
+      </w:pPr>
+      <w:r>
+        <w:t>Anchor "SAP Business AI Platform" → /blog/sap-business-ai-platform</w:t>
+      </w:r>
+    </w:p>
+    <w:p>
+      <w:pPr>
+        <w:pStyle w:val="ListBullet"/>
+        <w:spacing w:after="80"/>
+      </w:pPr>
+      <w:r>
+        <w:t>Anchor "SAP Business Data Cloud" → página de solução BDC no site Solveplan</w:t>
+      </w:r>
+    </w:p>
+    <w:p>
+      <w:pPr>
+        <w:pStyle w:val="ListBullet"/>
+        <w:spacing w:after="80"/>
+      </w:pPr>
+      <w:r>
+        <w:t>Anchor "SAP Datasphere" → página de solução Datasphere no site Solveplan</w:t>
+      </w:r>
+    </w:p>
+    <w:p>
+      <w:pPr>
+        <w:pStyle w:val="Heading2"/>
+      </w:pPr>
+      <w:r>
+        <w:rPr>
+          <w:b/>
+          <w:color w:val="002B5C"/>
+          <w:sz w:val="28"/>
+        </w:rPr>
+        <w:t>Schema Markup</w:t>
+      </w:r>
+    </w:p>
+    <w:p>
+      <w:pPr>
+        <w:spacing w:before="0" w:after="0"/>
+        <w:ind w:left="360"/>
+        <w:shd w:val="clear" w:color="auto" w:fill="F2F2F2"/>
+      </w:pPr>
+      <w:r>
+        <w:rPr>
+          <w:rFonts w:ascii="Courier New" w:hAnsi="Courier New"/>
+          <w:color w:val="333333"/>
+          <w:sz w:val="16"/>
+        </w:rPr>
+        <w:t>{</w:t>
+      </w:r>
+    </w:p>
+    <w:p>
+      <w:pPr>
+        <w:spacing w:before="0" w:after="0"/>
+        <w:ind w:left="360"/>
+        <w:shd w:val="clear" w:color="auto" w:fill="F2F2F2"/>
+      </w:pPr>
+      <w:r>
+        <w:rPr>
+          <w:rFonts w:ascii="Courier New" w:hAnsi="Courier New"/>
+          <w:color w:val="333333"/>
+          <w:sz w:val="16"/>
+        </w:rPr>
+        <w:t xml:space="preserve">  "@context": "https://schema.org",</w:t>
+      </w:r>
+    </w:p>
+    <w:p>
+      <w:pPr>
+        <w:spacing w:before="0" w:after="0"/>
+        <w:ind w:left="360"/>
+        <w:shd w:val="clear" w:color="auto" w:fill="F2F2F2"/>
+      </w:pPr>
+      <w:r>
+        <w:rPr>
+          <w:rFonts w:ascii="Courier New" w:hAnsi="Courier New"/>
+          <w:color w:val="333333"/>
+          <w:sz w:val="16"/>
+        </w:rPr>
+        <w:t xml:space="preserve">  "@type": "Article",</w:t>
+      </w:r>
+    </w:p>
+    <w:p>
+      <w:pPr>
+        <w:spacing w:before="0" w:after="0"/>
+        <w:ind w:left="360"/>
+        <w:shd w:val="clear" w:color="auto" w:fill="F2F2F2"/>
+      </w:pPr>
+      <w:r>
+        <w:rPr>
+          <w:rFonts w:ascii="Courier New" w:hAnsi="Courier New"/>
+          <w:color w:val="333333"/>
+          <w:sz w:val="16"/>
+        </w:rPr>
+        <w:t xml:space="preserve">  "headline": "SAP Autonomous Suite: como a SAP vai automatizar finanças, supply chain e RH com agentes de IA",</w:t>
+      </w:r>
+    </w:p>
+    <w:p>
+      <w:pPr>
+        <w:spacing w:before="0" w:after="0"/>
+        <w:ind w:left="360"/>
+        <w:shd w:val="clear" w:color="auto" w:fill="F2F2F2"/>
+      </w:pPr>
+      <w:r>
+        <w:rPr>
+          <w:rFonts w:ascii="Courier New" w:hAnsi="Courier New"/>
+          <w:color w:val="333333"/>
+          <w:sz w:val="16"/>
+        </w:rPr>
+        <w:t xml:space="preserve">  "author": {</w:t>
+      </w:r>
+    </w:p>
+    <w:p>
+      <w:pPr>
+        <w:spacing w:before="0" w:after="0"/>
+        <w:ind w:left="360"/>
+        <w:shd w:val="clear" w:color="auto" w:fill="F2F2F2"/>
+      </w:pPr>
+      <w:r>
+        <w:rPr>
+          <w:rFonts w:ascii="Courier New" w:hAnsi="Courier New"/>
+          <w:color w:val="333333"/>
+          <w:sz w:val="16"/>
+        </w:rPr>
+        <w:t xml:space="preserve">    "@type": "Organization",</w:t>
+      </w:r>
+    </w:p>
+    <w:p>
+      <w:pPr>
+        <w:spacing w:before="0" w:after="0"/>
+        <w:ind w:left="360"/>
+        <w:shd w:val="clear" w:color="auto" w:fill="F2F2F2"/>
+      </w:pPr>
+      <w:r>
+        <w:rPr>
+          <w:rFonts w:ascii="Courier New" w:hAnsi="Courier New"/>
+          <w:color w:val="333333"/>
+          <w:sz w:val="16"/>
+        </w:rPr>
+        <w:t xml:space="preserve">    "name": "Solveplan",</w:t>
+      </w:r>
+    </w:p>
+    <w:p>
+      <w:pPr>
+        <w:spacing w:before="0" w:after="0"/>
+        <w:ind w:left="360"/>
+        <w:shd w:val="clear" w:color="auto" w:fill="F2F2F2"/>
+      </w:pPr>
+      <w:r>
+        <w:rPr>
+          <w:rFonts w:ascii="Courier New" w:hAnsi="Courier New"/>
+          <w:color w:val="333333"/>
+          <w:sz w:val="16"/>
+        </w:rPr>
+        <w:t xml:space="preserve">    "url": "https://solveplan.com.br"</w:t>
+      </w:r>
+    </w:p>
+    <w:p>
+      <w:pPr>
+        <w:spacing w:before="0" w:after="0"/>
+        <w:ind w:left="360"/>
+        <w:shd w:val="clear" w:color="auto" w:fill="F2F2F2"/>
+      </w:pPr>
+      <w:r>
+        <w:rPr>
+          <w:rFonts w:ascii="Courier New" w:hAnsi="Courier New"/>
+          <w:color w:val="333333"/>
+          <w:sz w:val="16"/>
+        </w:rPr>
+        <w:t xml:space="preserve">  },</w:t>
+      </w:r>
+    </w:p>
+    <w:p>
+      <w:pPr>
+        <w:spacing w:before="0" w:after="0"/>
+        <w:ind w:left="360"/>
+        <w:shd w:val="clear" w:color="auto" w:fill="F2F2F2"/>
+      </w:pPr>
+      <w:r>
+        <w:rPr>
+          <w:rFonts w:ascii="Courier New" w:hAnsi="Courier New"/>
+          <w:color w:val="333333"/>
+          <w:sz w:val="16"/>
+        </w:rPr>
+        <w:t xml:space="preserve">  "publisher": {</w:t>
+      </w:r>
+    </w:p>
+    <w:p>
+      <w:pPr>
+        <w:spacing w:before="0" w:after="0"/>
+        <w:ind w:left="360"/>
+        <w:shd w:val="clear" w:color="auto" w:fill="F2F2F2"/>
+      </w:pPr>
+      <w:r>
+        <w:rPr>
+          <w:rFonts w:ascii="Courier New" w:hAnsi="Courier New"/>
+          <w:color w:val="333333"/>
+          <w:sz w:val="16"/>
+        </w:rPr>
+        <w:t xml:space="preserve">    "@type": "Organization",</w:t>
+      </w:r>
+    </w:p>
+    <w:p>
+      <w:pPr>
+        <w:spacing w:before="0" w:after="0"/>
+        <w:ind w:left="360"/>
+        <w:shd w:val="clear" w:color="auto" w:fill="F2F2F2"/>
+      </w:pPr>
+      <w:r>
+        <w:rPr>
+          <w:rFonts w:ascii="Courier New" w:hAnsi="Courier New"/>
+          <w:color w:val="333333"/>
+          <w:sz w:val="16"/>
+        </w:rPr>
+        <w:t xml:space="preserve">    "name": "Solveplan",</w:t>
+      </w:r>
+    </w:p>
+    <w:p>
+      <w:pPr>
+        <w:spacing w:before="0" w:after="0"/>
+        <w:ind w:left="360"/>
+        <w:shd w:val="clear" w:color="auto" w:fill="F2F2F2"/>
+      </w:pPr>
+      <w:r>
+        <w:rPr>
+          <w:rFonts w:ascii="Courier New" w:hAnsi="Courier New"/>
+          <w:color w:val="333333"/>
+          <w:sz w:val="16"/>
+        </w:rPr>
+        <w:t xml:space="preserve">    "url": "https://solveplan.com.br"</w:t>
+      </w:r>
+    </w:p>
+    <w:p>
+      <w:pPr>
+        <w:spacing w:before="0" w:after="0"/>
+        <w:ind w:left="360"/>
+        <w:shd w:val="clear" w:color="auto" w:fill="F2F2F2"/>
+      </w:pPr>
+      <w:r>
+        <w:rPr>
+          <w:rFonts w:ascii="Courier New" w:hAnsi="Courier New"/>
+          <w:color w:val="333333"/>
+          <w:sz w:val="16"/>
+        </w:rPr>
+        <w:t xml:space="preserve">  },</w:t>
+      </w:r>
+    </w:p>
+    <w:p>
+      <w:pPr>
+        <w:spacing w:before="0" w:after="0"/>
+        <w:ind w:left="360"/>
+        <w:shd w:val="clear" w:color="auto" w:fill="F2F2F2"/>
+      </w:pPr>
+      <w:r>
+        <w:rPr>
+          <w:rFonts w:ascii="Courier New" w:hAnsi="Courier New"/>
+          <w:color w:val="333333"/>
+          <w:sz w:val="16"/>
+        </w:rPr>
+        <w:t xml:space="preserve">  "datePublished": "2026-05-20",</w:t>
+      </w:r>
+    </w:p>
+    <w:p>
+      <w:pPr>
+        <w:spacing w:before="0" w:after="0"/>
+        <w:ind w:left="360"/>
+        <w:shd w:val="clear" w:color="auto" w:fill="F2F2F2"/>
+      </w:pPr>
+      <w:r>
+        <w:rPr>
+          <w:rFonts w:ascii="Courier New" w:hAnsi="Courier New"/>
+          <w:color w:val="333333"/>
+          <w:sz w:val="16"/>
+        </w:rPr>
+        <w:t xml:space="preserve">  "description": "Durante o SAP SAPPHIRE Orlando 2026, a SAP apresentou mais de 200 agentes para automatizar finanças, supply chain e RH. Entenda os 5 domínios e o que muda para sua empresa."</w:t>
+      </w:r>
+    </w:p>
+    <w:p>
+      <w:pPr>
+        <w:spacing w:before="0" w:after="0"/>
+        <w:ind w:left="360"/>
+        <w:shd w:val="clear" w:color="auto" w:fill="F2F2F2"/>
+      </w:pPr>
+      <w:r>
+        <w:rPr>
+          <w:rFonts w:ascii="Courier New" w:hAnsi="Courier New"/>
+          <w:color w:val="333333"/>
+          <w:sz w:val="16"/>
+        </w:rPr>
+        <w:t>}</w:t>
+      </w:r>
+    </w:p>
+    <w:p/>
+    <w:p>
+      <w:pPr>
+        <w:spacing w:before="0" w:after="0"/>
+        <w:ind w:left="360"/>
+        <w:shd w:val="clear" w:color="auto" w:fill="F2F2F2"/>
+      </w:pPr>
+      <w:r>
+        <w:rPr>
+          <w:rFonts w:ascii="Courier New" w:hAnsi="Courier New"/>
+          <w:color w:val="333333"/>
+          <w:sz w:val="16"/>
+        </w:rPr>
+        <w:t>{</w:t>
+      </w:r>
+    </w:p>
+    <w:p>
+      <w:pPr>
+        <w:spacing w:before="0" w:after="0"/>
+        <w:ind w:left="360"/>
+        <w:shd w:val="clear" w:color="auto" w:fill="F2F2F2"/>
+      </w:pPr>
+      <w:r>
+        <w:rPr>
+          <w:rFonts w:ascii="Courier New" w:hAnsi="Courier New"/>
+          <w:color w:val="333333"/>
+          <w:sz w:val="16"/>
+        </w:rPr>
+        <w:t xml:space="preserve">  "@context": "https://schema.org",</w:t>
+      </w:r>
+    </w:p>
+    <w:p>
+      <w:pPr>
+        <w:spacing w:before="0" w:after="0"/>
+        <w:ind w:left="360"/>
+        <w:shd w:val="clear" w:color="auto" w:fill="F2F2F2"/>
+      </w:pPr>
+      <w:r>
+        <w:rPr>
+          <w:rFonts w:ascii="Courier New" w:hAnsi="Courier New"/>
+          <w:color w:val="333333"/>
+          <w:sz w:val="16"/>
+        </w:rPr>
+        <w:t xml:space="preserve">  "@type": "FAQPage",</w:t>
+      </w:r>
+    </w:p>
+    <w:p>
+      <w:pPr>
+        <w:spacing w:before="0" w:after="0"/>
+        <w:ind w:left="360"/>
+        <w:shd w:val="clear" w:color="auto" w:fill="F2F2F2"/>
+      </w:pPr>
+      <w:r>
+        <w:rPr>
+          <w:rFonts w:ascii="Courier New" w:hAnsi="Courier New"/>
+          <w:color w:val="333333"/>
+          <w:sz w:val="16"/>
+        </w:rPr>
+        <w:t xml:space="preserve">  "mainEntity": [</w:t>
+      </w:r>
+    </w:p>
+    <w:p>
+      <w:pPr>
+        <w:spacing w:before="0" w:after="0"/>
+        <w:ind w:left="360"/>
+        <w:shd w:val="clear" w:color="auto" w:fill="F2F2F2"/>
+      </w:pPr>
+      <w:r>
+        <w:rPr>
+          <w:rFonts w:ascii="Courier New" w:hAnsi="Courier New"/>
+          <w:color w:val="333333"/>
+          <w:sz w:val="16"/>
+        </w:rPr>
+        <w:t xml:space="preserve">    {</w:t>
+      </w:r>
+    </w:p>
+    <w:p>
+      <w:pPr>
+        <w:spacing w:before="0" w:after="0"/>
+        <w:ind w:left="360"/>
+        <w:shd w:val="clear" w:color="auto" w:fill="F2F2F2"/>
+      </w:pPr>
+      <w:r>
+        <w:rPr>
+          <w:rFonts w:ascii="Courier New" w:hAnsi="Courier New"/>
+          <w:color w:val="333333"/>
+          <w:sz w:val="16"/>
+        </w:rPr>
+        <w:t xml:space="preserve">      "@type": "Question",</w:t>
+      </w:r>
+    </w:p>
+    <w:p>
+      <w:pPr>
+        <w:spacing w:before="0" w:after="0"/>
+        <w:ind w:left="360"/>
+        <w:shd w:val="clear" w:color="auto" w:fill="F2F2F2"/>
+      </w:pPr>
+      <w:r>
+        <w:rPr>
+          <w:rFonts w:ascii="Courier New" w:hAnsi="Courier New"/>
+          <w:color w:val="333333"/>
+          <w:sz w:val="16"/>
+        </w:rPr>
+        <w:t xml:space="preserve">      "name": "O que é o SAP Autonomous Suite?",</w:t>
+      </w:r>
+    </w:p>
+    <w:p>
+      <w:pPr>
+        <w:spacing w:before="0" w:after="0"/>
+        <w:ind w:left="360"/>
+        <w:shd w:val="clear" w:color="auto" w:fill="F2F2F2"/>
+      </w:pPr>
+      <w:r>
+        <w:rPr>
+          <w:rFonts w:ascii="Courier New" w:hAnsi="Courier New"/>
+          <w:color w:val="333333"/>
+          <w:sz w:val="16"/>
+        </w:rPr>
+        <w:t xml:space="preserve">      "acceptedAnswer": {</w:t>
+      </w:r>
+    </w:p>
+    <w:p>
+      <w:pPr>
+        <w:spacing w:before="0" w:after="0"/>
+        <w:ind w:left="360"/>
+        <w:shd w:val="clear" w:color="auto" w:fill="F2F2F2"/>
+      </w:pPr>
+      <w:r>
+        <w:rPr>
+          <w:rFonts w:ascii="Courier New" w:hAnsi="Courier New"/>
+          <w:color w:val="333333"/>
+          <w:sz w:val="16"/>
+        </w:rPr>
+        <w:t xml:space="preserve">        "@type": "Answer",</w:t>
+      </w:r>
+    </w:p>
+    <w:p>
+      <w:pPr>
+        <w:spacing w:before="0" w:after="0"/>
+        <w:ind w:left="360"/>
+        <w:shd w:val="clear" w:color="auto" w:fill="F2F2F2"/>
+      </w:pPr>
+      <w:r>
+        <w:rPr>
+          <w:rFonts w:ascii="Courier New" w:hAnsi="Courier New"/>
+          <w:color w:val="333333"/>
+          <w:sz w:val="16"/>
+        </w:rPr>
+        <w:t xml:space="preserve">        "text": "O SAP Autonomous Suite é o conjunto de aplicações SAP com agentes de IA embarcados para automatizar processos de negócio de ponta a ponta. Apresentado durante o SAP SAPPHIRE Orlando 2026, o suite organiza mais de 200 agentes especializados e mais de 50 Joule Assistants em cinco domínios: finanças, compras, supply chain, HCM e experiência do cliente."</w:t>
+      </w:r>
+    </w:p>
+    <w:p>
+      <w:pPr>
+        <w:spacing w:before="0" w:after="0"/>
+        <w:ind w:left="360"/>
+        <w:shd w:val="clear" w:color="auto" w:fill="F2F2F2"/>
+      </w:pPr>
+      <w:r>
+        <w:rPr>
+          <w:rFonts w:ascii="Courier New" w:hAnsi="Courier New"/>
+          <w:color w:val="333333"/>
+          <w:sz w:val="16"/>
+        </w:rPr>
+        <w:t xml:space="preserve">      }</w:t>
+      </w:r>
+    </w:p>
+    <w:p>
+      <w:pPr>
+        <w:spacing w:before="0" w:after="0"/>
+        <w:ind w:left="360"/>
+        <w:shd w:val="clear" w:color="auto" w:fill="F2F2F2"/>
+      </w:pPr>
+      <w:r>
+        <w:rPr>
+          <w:rFonts w:ascii="Courier New" w:hAnsi="Courier New"/>
+          <w:color w:val="333333"/>
+          <w:sz w:val="16"/>
+        </w:rPr>
+        <w:t xml:space="preserve">    },</w:t>
+      </w:r>
+    </w:p>
+    <w:p>
+      <w:pPr>
+        <w:spacing w:before="0" w:after="0"/>
+        <w:ind w:left="360"/>
+        <w:shd w:val="clear" w:color="auto" w:fill="F2F2F2"/>
+      </w:pPr>
+      <w:r>
+        <w:rPr>
+          <w:rFonts w:ascii="Courier New" w:hAnsi="Courier New"/>
+          <w:color w:val="333333"/>
+          <w:sz w:val="16"/>
+        </w:rPr>
+        <w:t xml:space="preserve">    {</w:t>
+      </w:r>
+    </w:p>
+    <w:p>
+      <w:pPr>
+        <w:spacing w:before="0" w:after="0"/>
+        <w:ind w:left="360"/>
+        <w:shd w:val="clear" w:color="auto" w:fill="F2F2F2"/>
+      </w:pPr>
+      <w:r>
+        <w:rPr>
+          <w:rFonts w:ascii="Courier New" w:hAnsi="Courier New"/>
+          <w:color w:val="333333"/>
+          <w:sz w:val="16"/>
+        </w:rPr>
+        <w:t xml:space="preserve">      "@type": "Question",</w:t>
+      </w:r>
+    </w:p>
+    <w:p>
+      <w:pPr>
+        <w:spacing w:before="0" w:after="0"/>
+        <w:ind w:left="360"/>
+        <w:shd w:val="clear" w:color="auto" w:fill="F2F2F2"/>
+      </w:pPr>
+      <w:r>
+        <w:rPr>
+          <w:rFonts w:ascii="Courier New" w:hAnsi="Courier New"/>
+          <w:color w:val="333333"/>
+          <w:sz w:val="16"/>
+        </w:rPr>
+        <w:t xml:space="preserve">      "name": "Qual a diferença entre SAP Autonomous Suite e SAP Business AI Platform?",</w:t>
+      </w:r>
+    </w:p>
+    <w:p>
+      <w:pPr>
+        <w:spacing w:before="0" w:after="0"/>
+        <w:ind w:left="360"/>
+        <w:shd w:val="clear" w:color="auto" w:fill="F2F2F2"/>
+      </w:pPr>
+      <w:r>
+        <w:rPr>
+          <w:rFonts w:ascii="Courier New" w:hAnsi="Courier New"/>
+          <w:color w:val="333333"/>
+          <w:sz w:val="16"/>
+        </w:rPr>
+        <w:t xml:space="preserve">      "acceptedAnswer": {</w:t>
+      </w:r>
+    </w:p>
+    <w:p>
+      <w:pPr>
+        <w:spacing w:before="0" w:after="0"/>
+        <w:ind w:left="360"/>
+        <w:shd w:val="clear" w:color="auto" w:fill="F2F2F2"/>
+      </w:pPr>
+      <w:r>
+        <w:rPr>
+          <w:rFonts w:ascii="Courier New" w:hAnsi="Courier New"/>
+          <w:color w:val="333333"/>
+          <w:sz w:val="16"/>
+        </w:rPr>
+        <w:t xml:space="preserve">        "@type": "Answer",</w:t>
+      </w:r>
+    </w:p>
+    <w:p>
+      <w:pPr>
+        <w:spacing w:before="0" w:after="0"/>
+        <w:ind w:left="360"/>
+        <w:shd w:val="clear" w:color="auto" w:fill="F2F2F2"/>
+      </w:pPr>
+      <w:r>
+        <w:rPr>
+          <w:rFonts w:ascii="Courier New" w:hAnsi="Courier New"/>
+          <w:color w:val="333333"/>
+          <w:sz w:val="16"/>
+        </w:rPr>
+        <w:t xml:space="preserve">        "text": "O SAP Business AI Platform é a arquitetura técnica que une SAP BTP, SAP Business Data Cloud e SAP AI Foundation. O SAP Autonomous Suite é a camada de aplicações que opera sobre essa fundação — são os agentes e assistentes que executam processos reais de negócio."</w:t>
+      </w:r>
+    </w:p>
+    <w:p>
+      <w:pPr>
+        <w:spacing w:before="0" w:after="0"/>
+        <w:ind w:left="360"/>
+        <w:shd w:val="clear" w:color="auto" w:fill="F2F2F2"/>
+      </w:pPr>
+      <w:r>
+        <w:rPr>
+          <w:rFonts w:ascii="Courier New" w:hAnsi="Courier New"/>
+          <w:color w:val="333333"/>
+          <w:sz w:val="16"/>
+        </w:rPr>
+        <w:t xml:space="preserve">      }</w:t>
+      </w:r>
+    </w:p>
+    <w:p>
+      <w:pPr>
+        <w:spacing w:before="0" w:after="0"/>
+        <w:ind w:left="360"/>
+        <w:shd w:val="clear" w:color="auto" w:fill="F2F2F2"/>
+      </w:pPr>
+      <w:r>
+        <w:rPr>
+          <w:rFonts w:ascii="Courier New" w:hAnsi="Courier New"/>
+          <w:color w:val="333333"/>
+          <w:sz w:val="16"/>
+        </w:rPr>
+        <w:t xml:space="preserve">    },</w:t>
+      </w:r>
+    </w:p>
+    <w:p>
+      <w:pPr>
+        <w:spacing w:before="0" w:after="0"/>
+        <w:ind w:left="360"/>
+        <w:shd w:val="clear" w:color="auto" w:fill="F2F2F2"/>
+      </w:pPr>
+      <w:r>
+        <w:rPr>
+          <w:rFonts w:ascii="Courier New" w:hAnsi="Courier New"/>
+          <w:color w:val="333333"/>
+          <w:sz w:val="16"/>
+        </w:rPr>
+        <w:t xml:space="preserve">    {</w:t>
+      </w:r>
+    </w:p>
+    <w:p>
+      <w:pPr>
+        <w:spacing w:before="0" w:after="0"/>
+        <w:ind w:left="360"/>
+        <w:shd w:val="clear" w:color="auto" w:fill="F2F2F2"/>
+      </w:pPr>
+      <w:r>
+        <w:rPr>
+          <w:rFonts w:ascii="Courier New" w:hAnsi="Courier New"/>
+          <w:color w:val="333333"/>
+          <w:sz w:val="16"/>
+        </w:rPr>
+        <w:t xml:space="preserve">      "@type": "Question",</w:t>
+      </w:r>
+    </w:p>
+    <w:p>
+      <w:pPr>
+        <w:spacing w:before="0" w:after="0"/>
+        <w:ind w:left="360"/>
+        <w:shd w:val="clear" w:color="auto" w:fill="F2F2F2"/>
+      </w:pPr>
+      <w:r>
+        <w:rPr>
+          <w:rFonts w:ascii="Courier New" w:hAnsi="Courier New"/>
+          <w:color w:val="333333"/>
+          <w:sz w:val="16"/>
+        </w:rPr>
+        <w:t xml:space="preserve">      "name": "O que é o Autonomous Close Assistant?",</w:t>
+      </w:r>
+    </w:p>
+    <w:p>
+      <w:pPr>
+        <w:spacing w:before="0" w:after="0"/>
+        <w:ind w:left="360"/>
+        <w:shd w:val="clear" w:color="auto" w:fill="F2F2F2"/>
+      </w:pPr>
+      <w:r>
+        <w:rPr>
+          <w:rFonts w:ascii="Courier New" w:hAnsi="Courier New"/>
+          <w:color w:val="333333"/>
+          <w:sz w:val="16"/>
+        </w:rPr>
+        <w:t xml:space="preserve">      "acceptedAnswer": {</w:t>
+      </w:r>
+    </w:p>
+    <w:p>
+      <w:pPr>
+        <w:spacing w:before="0" w:after="0"/>
+        <w:ind w:left="360"/>
+        <w:shd w:val="clear" w:color="auto" w:fill="F2F2F2"/>
+      </w:pPr>
+      <w:r>
+        <w:rPr>
+          <w:rFonts w:ascii="Courier New" w:hAnsi="Courier New"/>
+          <w:color w:val="333333"/>
+          <w:sz w:val="16"/>
+        </w:rPr>
+        <w:t xml:space="preserve">        "@type": "Answer",</w:t>
+      </w:r>
+    </w:p>
+    <w:p>
+      <w:pPr>
+        <w:spacing w:before="0" w:after="0"/>
+        <w:ind w:left="360"/>
+        <w:shd w:val="clear" w:color="auto" w:fill="F2F2F2"/>
+      </w:pPr>
+      <w:r>
+        <w:rPr>
+          <w:rFonts w:ascii="Courier New" w:hAnsi="Courier New"/>
+          <w:color w:val="333333"/>
+          <w:sz w:val="16"/>
+        </w:rPr>
+        <w:t xml:space="preserve">        "text": "O Autonomous Close Assistant é um agente do SAP Autonomous Finance que automatiza o processo de fechamento financeiro — incluindo lançamentos de diário, reconciliações e resolução de erros. Apresentado no SAP SAPPHIRE 2026, ele permite comprimir o fechamento de semanas para dias ao operar de forma contínua, com rastro de auditoria completo."</w:t>
+      </w:r>
+    </w:p>
+    <w:p>
+      <w:pPr>
+        <w:spacing w:before="0" w:after="0"/>
+        <w:ind w:left="360"/>
+        <w:shd w:val="clear" w:color="auto" w:fill="F2F2F2"/>
+      </w:pPr>
+      <w:r>
+        <w:rPr>
+          <w:rFonts w:ascii="Courier New" w:hAnsi="Courier New"/>
+          <w:color w:val="333333"/>
+          <w:sz w:val="16"/>
+        </w:rPr>
+        <w:t xml:space="preserve">      }</w:t>
+      </w:r>
+    </w:p>
+    <w:p>
+      <w:pPr>
+        <w:spacing w:before="0" w:after="0"/>
+        <w:ind w:left="360"/>
+        <w:shd w:val="clear" w:color="auto" w:fill="F2F2F2"/>
+      </w:pPr>
+      <w:r>
+        <w:rPr>
+          <w:rFonts w:ascii="Courier New" w:hAnsi="Courier New"/>
+          <w:color w:val="333333"/>
+          <w:sz w:val="16"/>
+        </w:rPr>
+        <w:t xml:space="preserve">    },</w:t>
+      </w:r>
+    </w:p>
+    <w:p>
+      <w:pPr>
+        <w:spacing w:before="0" w:after="0"/>
+        <w:ind w:left="360"/>
+        <w:shd w:val="clear" w:color="auto" w:fill="F2F2F2"/>
+      </w:pPr>
+      <w:r>
+        <w:rPr>
+          <w:rFonts w:ascii="Courier New" w:hAnsi="Courier New"/>
+          <w:color w:val="333333"/>
+          <w:sz w:val="16"/>
+        </w:rPr>
+        <w:t xml:space="preserve">    {</w:t>
+      </w:r>
+    </w:p>
+    <w:p>
+      <w:pPr>
+        <w:spacing w:before="0" w:after="0"/>
+        <w:ind w:left="360"/>
+        <w:shd w:val="clear" w:color="auto" w:fill="F2F2F2"/>
+      </w:pPr>
+      <w:r>
+        <w:rPr>
+          <w:rFonts w:ascii="Courier New" w:hAnsi="Courier New"/>
+          <w:color w:val="333333"/>
+          <w:sz w:val="16"/>
+        </w:rPr>
+        <w:t xml:space="preserve">      "@type": "Question",</w:t>
+      </w:r>
+    </w:p>
+    <w:p>
+      <w:pPr>
+        <w:spacing w:before="0" w:after="0"/>
+        <w:ind w:left="360"/>
+        <w:shd w:val="clear" w:color="auto" w:fill="F2F2F2"/>
+      </w:pPr>
+      <w:r>
+        <w:rPr>
+          <w:rFonts w:ascii="Courier New" w:hAnsi="Courier New"/>
+          <w:color w:val="333333"/>
+          <w:sz w:val="16"/>
+        </w:rPr>
+        <w:t xml:space="preserve">      "name": "Quais domínios o SAP Autonomous Suite cobre?",</w:t>
+      </w:r>
+    </w:p>
+    <w:p>
+      <w:pPr>
+        <w:spacing w:before="0" w:after="0"/>
+        <w:ind w:left="360"/>
+        <w:shd w:val="clear" w:color="auto" w:fill="F2F2F2"/>
+      </w:pPr>
+      <w:r>
+        <w:rPr>
+          <w:rFonts w:ascii="Courier New" w:hAnsi="Courier New"/>
+          <w:color w:val="333333"/>
+          <w:sz w:val="16"/>
+        </w:rPr>
+        <w:t xml:space="preserve">      "acceptedAnswer": {</w:t>
+      </w:r>
+    </w:p>
+    <w:p>
+      <w:pPr>
+        <w:spacing w:before="0" w:after="0"/>
+        <w:ind w:left="360"/>
+        <w:shd w:val="clear" w:color="auto" w:fill="F2F2F2"/>
+      </w:pPr>
+      <w:r>
+        <w:rPr>
+          <w:rFonts w:ascii="Courier New" w:hAnsi="Courier New"/>
+          <w:color w:val="333333"/>
+          <w:sz w:val="16"/>
+        </w:rPr>
+        <w:t xml:space="preserve">        "@type": "Answer",</w:t>
+      </w:r>
+    </w:p>
+    <w:p>
+      <w:pPr>
+        <w:spacing w:before="0" w:after="0"/>
+        <w:ind w:left="360"/>
+        <w:shd w:val="clear" w:color="auto" w:fill="F2F2F2"/>
+      </w:pPr>
+      <w:r>
+        <w:rPr>
+          <w:rFonts w:ascii="Courier New" w:hAnsi="Courier New"/>
+          <w:color w:val="333333"/>
+          <w:sz w:val="16"/>
+        </w:rPr>
+        <w:t xml:space="preserve">        "text": "O SAP Autonomous Suite cobre cinco domínios: Autonomous Finance, Autonomous Spend, Autonomous Supply Chain, Autonomous HCM e Autonomous CX. Cada domínio tem agentes especializados orquestrados por Joule Assistants."</w:t>
+      </w:r>
+    </w:p>
+    <w:p>
+      <w:pPr>
+        <w:spacing w:before="0" w:after="0"/>
+        <w:ind w:left="360"/>
+        <w:shd w:val="clear" w:color="auto" w:fill="F2F2F2"/>
+      </w:pPr>
+      <w:r>
+        <w:rPr>
+          <w:rFonts w:ascii="Courier New" w:hAnsi="Courier New"/>
+          <w:color w:val="333333"/>
+          <w:sz w:val="16"/>
+        </w:rPr>
+        <w:t xml:space="preserve">      }</w:t>
+      </w:r>
+    </w:p>
+    <w:p>
+      <w:pPr>
+        <w:spacing w:before="0" w:after="0"/>
+        <w:ind w:left="360"/>
+        <w:shd w:val="clear" w:color="auto" w:fill="F2F2F2"/>
+      </w:pPr>
+      <w:r>
+        <w:rPr>
+          <w:rFonts w:ascii="Courier New" w:hAnsi="Courier New"/>
+          <w:color w:val="333333"/>
+          <w:sz w:val="16"/>
+        </w:rPr>
+        <w:t xml:space="preserve">    }</w:t>
+      </w:r>
+    </w:p>
+    <w:p>
+      <w:pPr>
+        <w:spacing w:before="0" w:after="0"/>
+        <w:ind w:left="360"/>
+        <w:shd w:val="clear" w:color="auto" w:fill="F2F2F2"/>
+      </w:pPr>
+      <w:r>
+        <w:rPr>
+          <w:rFonts w:ascii="Courier New" w:hAnsi="Courier New"/>
+          <w:color w:val="333333"/>
+          <w:sz w:val="16"/>
+        </w:rPr>
+        <w:t xml:space="preserve">  ]</w:t>
+      </w:r>
+    </w:p>
+    <w:p>
+      <w:pPr>
+        <w:spacing w:before="0" w:after="0"/>
+        <w:ind w:left="360"/>
+        <w:shd w:val="clear" w:color="auto" w:fill="F2F2F2"/>
+      </w:pPr>
+      <w:r>
+        <w:rPr>
+          <w:rFonts w:ascii="Courier New" w:hAnsi="Courier New"/>
+          <w:color w:val="333333"/>
+          <w:sz w:val="16"/>
+        </w:rPr>
+        <w:t>}</w:t>
+      </w:r>
+    </w:p>
+    <w:p/>
+    <w:p>
+      <w:pPr>
+        <w:pStyle w:val="Heading2"/>
+      </w:pPr>
+      <w:r>
+        <w:rPr>
+          <w:b/>
+          <w:color w:val="002B5C"/>
+          <w:sz w:val="28"/>
+        </w:rPr>
+        <w:t>Metas de performance</w:t>
+      </w:r>
+    </w:p>
+    <w:tbl>
+      <w:tblPr>
+        <w:tblStyle w:val="TableGrid"/>
+        <w:tblW w:type="auto" w:w="0"/>
+        <w:tblLook w:firstColumn="1" w:firstRow="1" w:lastColumn="0" w:lastRow="0" w:noHBand="0" w:noVBand="1" w:val="04A0"/>
+      </w:tblPr>
+      <w:tblGrid>
+        <w:gridCol w:w="4320"/>
+        <w:gridCol w:w="4320"/>
+      </w:tblGrid>
+      <w:tr>
+        <w:tc>
+          <w:tcPr>
+            <w:tcW w:type="dxa" w:w="4320"/>
+          </w:tcPr>
+          <w:p>
+            <w:r>
+              <w:rPr>
+                <w:b/>
+              </w:rPr>
+              <w:t>Métrica</w:t>
+            </w:r>
+          </w:p>
+        </w:tc>
+        <w:tc>
+          <w:tcPr>
+            <w:tcW w:type="dxa" w:w="4320"/>
+          </w:tcPr>
+          <w:p>
+            <w:r>
+              <w:rPr>
+                <w:b/>
+              </w:rPr>
+              <w:t>Meta</w:t>
+            </w:r>
+          </w:p>
+        </w:tc>
+      </w:tr>
+      <w:tr>
+        <w:tc>
+          <w:tcPr>
+            <w:tcW w:type="dxa" w:w="4320"/>
+          </w:tcPr>
+          <w:p>
+            <w:r>
+              <w:t>Ranking</w:t>
+            </w:r>
+          </w:p>
+        </w:tc>
+        <w:tc>
+          <w:tcPr>
+            <w:tcW w:type="dxa" w:w="4320"/>
+          </w:tcPr>
+          <w:p>
+            <w:r>
+              <w:t>Top 10 para "SAP Autonomous Suite" em 90 dias</w:t>
+            </w:r>
+          </w:p>
+        </w:tc>
+      </w:tr>
+      <w:tr>
+        <w:tc>
+          <w:tcPr>
+            <w:tcW w:type="dxa" w:w="4320"/>
+          </w:tcPr>
+          <w:p>
+            <w:r>
+              <w:t>CTR</w:t>
+            </w:r>
+          </w:p>
+        </w:tc>
+        <w:tc>
+          <w:tcPr>
+            <w:tcW w:type="dxa" w:w="4320"/>
+          </w:tcPr>
+          <w:p>
+            <w:r>
+              <w:t>&gt;3% nas primeiras impressões (Google Search Console)</w:t>
+            </w:r>
+          </w:p>
+        </w:tc>
+      </w:tr>
+      <w:tr>
+        <w:tc>
+          <w:tcPr>
+            <w:tcW w:type="dxa" w:w="4320"/>
+          </w:tcPr>
+          <w:p>
+            <w:r>
+              <w:t>Tempo na página</w:t>
+            </w:r>
+          </w:p>
+        </w:tc>
+        <w:tc>
+          <w:tcPr>
+            <w:tcW w:type="dxa" w:w="4320"/>
+          </w:tcPr>
+          <w:p>
+            <w:r>
+              <w:t>&gt;2 min</w:t>
+            </w:r>
+          </w:p>
+        </w:tc>
+      </w:tr>
+      <w:tr>
+        <w:tc>
+          <w:tcPr>
+            <w:tcW w:type="dxa" w:w="4320"/>
+          </w:tcPr>
+          <w:p>
+            <w:r>
+              <w:t>Conversão no CTA</w:t>
+            </w:r>
+          </w:p>
+        </w:tc>
+        <w:tc>
+          <w:tcPr>
+            <w:tcW w:type="dxa" w:w="4320"/>
+          </w:tcPr>
+          <w:p>
+            <w:r>
+              <w:t>&gt;1% de cliques no botão de agendamento</w:t>
+            </w:r>
+          </w:p>
+        </w:tc>
+      </w:tr>
+      <w:tr>
+        <w:tc>
+          <w:tcPr>
+            <w:tcW w:type="dxa" w:w="4320"/>
+          </w:tcPr>
+          <w:p>
+            <w:r>
+              <w:t>Revisão programada</w:t>
+            </w:r>
+          </w:p>
+        </w:tc>
+        <w:tc>
+          <w:tcPr>
+            <w:tcW w:type="dxa" w:w="4320"/>
+          </w:tcPr>
+          <w:p>
+            <w:r>
+              <w:t>2026-08-20 (90 dias após publicação)</w:t>
+            </w:r>
+          </w:p>
+        </w:tc>
+      </w:tr>
+    </w:tbl>
+    <w:p/>
     <w:sectPr>
       <w:pgSz w:w="12240" w:h="15840"/>
       <w:pgMar w:top="1440" w:right="1800" w:bottom="1440" w:left="1800" w:header="720" w:footer="720" w:gutter="0"/>

--- a/marketing/blog/sap-autonomous-suite/artigo.docx
+++ b/marketing/blog/sap-autonomous-suite/artigo.docx
@@ -46,7 +46,7 @@
         <w:spacing w:after="120"/>
       </w:pPr>
       <w:r>
-        <w:t>O SAP Autonomous Suite é o conjunto de aplicações SAP equipadas com agentes de IA capazes de executar processos de negócio de ponta a ponta de forma autônoma. Lançado durante o SAP SAPPHIRE Orlando 2026, ele opera sobre o SAP Business AI Platform e organiza mais de 200 agentes especializados coordenados por mais de 50 Joule Assistants distribuídos em cinco domínios: finanças, compras, supply chain, gestão de capital humano e experiência do cliente.</w:t>
+        <w:t>O SAP Autonomous Suite é o conjunto de aplicações SAP equipadas com agentes de IA capazes de executar processos de negócio de ponta a ponta de forma autônoma. Lançado durante o SAP SAPPHIRE Orlando 2026, organiza mais de 200 agentes especializados e mais de 50 Joule Assistants em cinco domínios: finanças, compras, supply chain, gestão de capital humano e experiência do cliente.</w:t>
       </w:r>
     </w:p>
     <w:p>
@@ -54,7 +54,7 @@
         <w:spacing w:after="120"/>
       </w:pPr>
       <w:r>
-        <w:t>Diferente de automações por RPA ou scripts de integração, os agentes do SAP Autonomous Suite tomam decisões dentro dos processos — eles leem contexto, aplicam regras de negócio, executam tarefas e escalam para humanos quando necessário. O resultado não é uma nova interface: é o processo em si que passa a rodar de forma autônoma dentro do ecossistema SAP existente.</w:t>
+        <w:t>O que diferencia o SAP Autonomous Suite de outras iniciativas de automação é a camada de decisão: os agentes leem contexto, aplicam regras de negócio, executam tarefas e escalam para humanos quando necessário. O processo passa a rodar de forma autônoma dentro do ecossistema SAP existente — sem substituir sistemas, sem reconstruir fluxos.</w:t>
       </w:r>
     </w:p>
     <w:p>
@@ -75,7 +75,7 @@
         <w:spacing w:after="120"/>
       </w:pPr>
       <w:r>
-        <w:t>O SAP Autonomous Suite organiza seus agentes em cinco domínios operacionais, cada um com assistentes e agentes especializados para cobrir o processo de ponta a ponta:</w:t>
+        <w:t>O SAP Autonomous Suite organiza seus agentes em cinco domínios operacionais, cada um com assistentes especializados para cobrir o processo de ponta a ponta:</w:t>
       </w:r>
     </w:p>
     <w:p>
@@ -96,7 +96,7 @@
         <w:spacing w:after="120"/>
       </w:pPr>
       <w:r>
-        <w:t>Automatiza o ciclo financeiro de ponta a ponta — do lançamento contábil ao fechamento mensal. O destaque é o Autonomous Close Assistant, que comprime o processo de fechamento financeiro de semanas para dias por meio da automação de lançamentos de diário, reconciliações e resolução de erros.</w:t>
+        <w:t>Automatiza o ciclo financeiro completo — do lançamento contábil ao fechamento mensal. O destaque é o Autonomous Close Assistant, que comprime o processo de fechamento de semanas para dias por meio da automação de lançamentos, reconciliações e resolução de erros.</w:t>
       </w:r>
     </w:p>
     <w:p>
@@ -117,7 +117,7 @@
         <w:spacing w:after="120"/>
       </w:pPr>
       <w:r>
-        <w:t>Cobre o ciclo de compras e gestão de fornecedores — desde a criação de pedidos até a validação de notas fiscais e conformidade contratual. Agentes monitoram desvios, sugerem fornecedores alternativos e executam aprovações dentro dos limites configurados.</w:t>
+        <w:t>Cobre o ciclo de compras e gestão de fornecedores — da criação de pedidos à validação de notas fiscais e conformidade contratual. Agentes monitoram desvios, identificam fornecedores alternativos e executam aprovações dentro dos limites configurados.</w:t>
       </w:r>
     </w:p>
     <w:p>
@@ -138,7 +138,7 @@
         <w:spacing w:after="120"/>
       </w:pPr>
       <w:r>
-        <w:t>Agentes monitoram e ajustam planos de demanda, estoque e logística em tempo real. Cenários de ruptura, atrasos de fornecedores e variações de demanda são tratados automaticamente, com escalada para gestores apenas nos casos que excedem parâmetros predefinidos.</w:t>
+        <w:t>Agentes monitoram e ajustam planos de demanda, estoque e logística em tempo real. Rupturas, atrasos e variações de demanda são tratados automaticamente — com escalada para gestores apenas nos casos que excedem parâmetros predefinidos.</w:t>
       </w:r>
     </w:p>
     <w:p>
@@ -159,7 +159,7 @@
         <w:spacing w:after="120"/>
       </w:pPr>
       <w:r>
-        <w:t>Automatiza processos de recursos humanos — admissão, folha de pagamento, gestão de benefícios e conformidade regulatória. A SAP demonstrou no SAPPHIRE 2026 o que chamou de "nova era do HCM autônomo", com agentes operando dentro do SAP SuccessFactors.</w:t>
+        <w:t>Automatiza processos de recursos humanos — admissão, folha, benefícios e conformidade regulatória — operando dentro do SAP SuccessFactors.</w:t>
       </w:r>
     </w:p>
     <w:p>
@@ -209,7 +209,7 @@
         <w:spacing w:after="120"/>
       </w:pPr>
       <w:r>
-        <w:t>O fechamento financeiro mensal é, para a maioria das organizações, um processo que ainda depende de planilhas, e-mails de cobrança entre áreas e horas de validação manual. Atrasos na reconciliação e erros em lançamentos consomem tempo de controllers e analistas financeiros que deveriam estar interpretando dados, não corrigindo entradas.</w:t>
+        <w:t>O fechamento financeiro mensal, para a maioria das organizações, ainda depende de planilhas, cobranças entre áreas e horas de validação manual. Atrasos em reconciliação e erros em lançamentos consomem tempo de controllers e analistas que deveriam estar interpretando dados — não corrigindo entradas.</w:t>
       </w:r>
     </w:p>
     <w:p>
@@ -217,7 +217,7 @@
         <w:spacing w:after="120"/>
       </w:pPr>
       <w:r>
-        <w:t>O Autonomous Close Assistant automatiza os três pontos de maior atrito nesse processo:</w:t>
+        <w:t>O Autonomous Close Assistant elimina os três pontos de maior atrito nesse processo:</w:t>
       </w:r>
     </w:p>
     <w:p>
@@ -233,7 +233,7 @@
         <w:t>Lançamentos de diário:</w:t>
       </w:r>
       <w:r>
-        <w:t xml:space="preserve"> o agente identifica padrões recorrentes e executa lançamentos automaticamente, com rastro de auditoria completo</w:t>
+        <w:t xml:space="preserve"> o agente identifica padrões recorrentes e executa lançamentos automaticamente, com trilha de auditoria completa</w:t>
       </w:r>
     </w:p>
     <w:p>
@@ -265,7 +265,7 @@
         <w:t>Resolução de erros:</w:t>
       </w:r>
       <w:r>
-        <w:t xml:space="preserve"> o agente detecta inconsistências, classifica por criticidade e executa correções ou aciona o responsável conforme a regra definida</w:t>
+        <w:t xml:space="preserve"> detecção de inconsistências, classificação por criticidade e execução de correções ou acionamento do responsável conforme a regra definida</w:t>
       </w:r>
     </w:p>
     <w:p>
@@ -273,7 +273,7 @@
         <w:spacing w:after="120"/>
       </w:pPr>
       <w:r>
-        <w:t>Para empresas com operações em múltiplas entidades ou moedas — cenário comum em clientes da Solveplan —, essa automação tem impacto direto no tempo de consolidação. Processos que levavam de 10 a 15 dias úteis podem ser executados em 2 a 3 dias com os agentes operando de forma contínua, incluindo finais de semana.</w:t>
+        <w:t>Para empresas com operações em múltiplas entidades ou moedas — cenário comum em clientes da Solveplan —, o impacto é direto no tempo de consolidação. Processos que levavam de 10 a 15 dias úteis podem ser executados em 2 a 3 dias, com os agentes operando de forma contínua, incluindo fins de semana.</w:t>
       </w:r>
     </w:p>
     <w:p>
@@ -294,7 +294,7 @@
         <w:spacing w:after="120"/>
       </w:pPr>
       <w:r>
-        <w:t>O SAP Autonomous Suite não funciona de forma isolada. Ele depende de duas camadas que precisam estar no lugar:</w:t>
+        <w:t>O SAP Autonomous Suite não funciona isolado. Há duas condições que precisam estar no lugar:</w:t>
       </w:r>
     </w:p>
     <w:p>
@@ -307,7 +307,7 @@
           <w:color w:val="006BA8"/>
           <w:sz w:val="24"/>
         </w:rPr>
-        <w:t>SAP Business AI Platform como fundação</w:t>
+        <w:t>Fundação de dados</w:t>
       </w:r>
     </w:p>
     <w:p>
@@ -315,28 +315,7 @@
         <w:spacing w:after="120"/>
       </w:pPr>
       <w:r>
-        <w:t>Os agentes do Autonomous Suite operam sobre o SAP Business AI Platform — a arquitetura que unifica SAP BTP, SAP Business Data Cloud e SAP AI Foundation. É o Knowledge Graph dessa plataforma que fornece o contexto necessário para que os agentes tomem decisões corretas dentro dos processos reais da empresa.</w:t>
-      </w:r>
-    </w:p>
-    <w:p>
-      <w:pPr>
-        <w:spacing w:before="160" w:after="80"/>
-      </w:pPr>
-      <w:r>
-        <w:rPr>
-          <w:b/>
-          <w:color w:val="006BA8"/>
-          <w:sz w:val="24"/>
-        </w:rPr>
-        <w:t>SAP Business Data Cloud como fonte de contexto</w:t>
-      </w:r>
-    </w:p>
-    <w:p>
-      <w:pPr>
-        <w:spacing w:after="120"/>
-      </w:pPr>
-      <w:r>
-        <w:t>O BDC é o componente que alimenta os agentes com dados integrados, governados e com semântica de negócio. Um agente de Autonomous Finance sem dados bem estruturados no BDC opera sobre informações fragmentadas — e uma automação sobre dados fragmentados amplifica erros, não eficiência.</w:t>
+        <w:t>Os agentes do Autonomous Suite operam sobre o SAP Business AI Platform, cuja camada de dados é o SAP Business Data Cloud. É o BDC que alimenta os agentes com dados integrados, governados e com semântica de negócio. Um agente de Autonomous Finance sem dados bem estruturados no BDC opera sobre informações fragmentadas — e automação sobre dado fragmentado amplifica erros, não eficiência.</w:t>
       </w:r>
     </w:p>
     <w:p>
@@ -357,7 +336,7 @@
         <w:spacing w:after="120"/>
       </w:pPr>
       <w:r>
-        <w:t>Os Joule Assistants são a interface entre os usuários e os agentes do Autonomous Suite. Eles recebem uma instrução em linguagem natural — "prepare o fechamento do mês de abril para as entidades do Brasil" — e coordenam os agentes necessários para executar o processo de ponta a ponta.</w:t>
+        <w:t>Os Joule Assistants são a interface entre os usuários e os agentes do Autonomous Suite. Uma instrução em linguagem natural — "prepare o fechamento de abril para as entidades do Brasil" — aciona os agentes necessários para executar o processo de ponta a ponta, respeitando os controles e limites de aprovação configurados.</w:t>
       </w:r>
     </w:p>
     <w:p>
@@ -365,7 +344,7 @@
         <w:spacing w:after="120"/>
       </w:pPr>
       <w:r>
-        <w:t>A Anthropic foi confirmada durante o SAP SAPPHIRE 2026 como o modelo de raciocínio primário que alimenta o Joule dentro do Autonomous Suite. O uso do Claude — especificamente pela capacidade de raciocínio em múltiplos passos — é o que permite aos agentes coordenar fluxos complexos com precisão e conformidade, sem simplificar os processos para caber em modelos menos capazes.</w:t>
+        <w:t>A Anthropic foi confirmada como o modelo de raciocínio primário que alimenta o Joule dentro do Autonomous Suite. O uso do Claude — pela capacidade de raciocinar sobre fluxos com múltiplas etapas — é o que permite coordenar processos complexos com precisão e conformidade.</w:t>
       </w:r>
     </w:p>
     <w:p>
@@ -386,7 +365,7 @@
         <w:spacing w:after="120"/>
       </w:pPr>
       <w:r>
-        <w:t>O SAP Autonomous Suite muda a pergunta que as empresas precisam responder — de "como automatizo uma tarefa?" para "qual processo inteiro posso deixar de operar manualmente?".</w:t>
+        <w:t>O SAP Autonomous Suite muda a pergunta estratégica das empresas: de "como automatizo uma tarefa?" para "qual processo inteiro posso deixar de operar manualmente?".</w:t>
       </w:r>
     </w:p>
     <w:p>
@@ -402,7 +381,7 @@
         <w:spacing w:after="120"/>
       </w:pPr>
       <w:r>
-        <w:t>Empresas que chegam ao SAP Autonomous Suite com SAP BDC implementado e dados governados têm o terreno preparado. Os agentes encontram contexto estruturado, hierarquias de aprovação mapeadas no Knowledge Graph e fluxos de processo bem definidos. A automação funciona porque há substância embaixo dela.</w:t>
+        <w:t>Empresas com SAP BDC implementado e dados governados chegam ao Autonomous Suite com o terreno preparado. Os agentes encontram contexto estruturado, hierarquias mapeadas e fluxos bem definidos. A automação funciona porque há substância embaixo dela.</w:t>
       </w:r>
     </w:p>
     <w:p>
@@ -410,7 +389,7 @@
         <w:spacing w:after="120"/>
       </w:pPr>
       <w:r>
-        <w:t>Empresas que ainda operam com dados em silos — SAP de um lado, fontes externas sem integração do outro — encontram um obstáculo real: os agentes automatizam o que encontram. Se o que encontram são dados inconsistentes, o processo autônomo produz resultados inconsistentes em velocidade maior do que qualquer equipe humana conseguiria corrigir.</w:t>
+        <w:t>Empresas que ainda operam com dados em silos encontram um obstáculo real: os agentes automatizam o que encontram. Se o que encontram são dados inconsistentes, o processo autônomo produz resultados inconsistentes — em velocidade maior do que qualquer equipe humana conseguiria corrigir.</w:t>
       </w:r>
     </w:p>
     <w:p>
@@ -426,7 +405,7 @@
         <w:spacing w:after="120"/>
       </w:pPr>
       <w:r>
-        <w:t>A recomendação da Solveplan para empresas que planejam adotar o SAP Autonomous Suite é clara: comece pelo diagnóstico da sua fundação de dados. O potencial de automação de cada domínio — finanças, supply chain, HCM — é diretamente proporcional à maturidade do ambiente de dados que já existe.</w:t>
+        <w:t>A recomendação da Solveplan é direta: comece pelo diagnóstico da sua fundação de dados. O potencial de automação em finanças, supply chain e HCM é proporcional à maturidade do ambiente de dados que já existe.</w:t>
       </w:r>
     </w:p>
     <w:p>
@@ -460,7 +439,7 @@
         <w:spacing w:after="120"/>
       </w:pPr>
       <w:r>
-        <w:t>O SAP Autonomous Suite é o conjunto de aplicações SAP com agentes de IA embarcados para automatizar processos de negócio de ponta a ponta. Apresentado durante o SAP SAPPHIRE Orlando 2026, o suite organiza mais de 200 agentes especializados e mais de 50 Joule Assistants em cinco domínios: finanças, compras, supply chain, HCM e experiência do cliente.</w:t>
+        <w:t>O SAP Autonomous Suite é o conjunto de aplicações SAP com agentes de IA para automatizar processos de negócio de ponta a ponta. Apresentado no SAP SAPPHIRE Orlando 2026, organiza mais de 200 agentes especializados e 50 Joule Assistants em cinco domínios: finanças, compras, supply chain, HCM e experiência do cliente.</w:t>
       </w:r>
     </w:p>
     <w:p>
@@ -481,7 +460,7 @@
         <w:spacing w:after="120"/>
       </w:pPr>
       <w:r>
-        <w:t>O SAP Business AI Platform é a arquitetura técnica que une SAP BTP, SAP Business Data Cloud e SAP AI Foundation. O SAP Autonomous Suite é a camada de aplicações que opera sobre essa fundação — são os agentes e assistentes que executam processos reais de negócio. A plataforma é a infraestrutura; o Autonomous Suite é onde o trabalho acontece.</w:t>
+        <w:t>O SAP Business AI Platform é a fundação técnica — dados, plataforma e infraestrutura de IA. O SAP Autonomous Suite é onde o trabalho acontece: os agentes e assistentes que executam processos reais de negócio sobre essa fundação.</w:t>
       </w:r>
     </w:p>
     <w:p>
@@ -502,7 +481,7 @@
         <w:spacing w:after="120"/>
       </w:pPr>
       <w:r>
-        <w:t>O Autonomous Close Assistant é um agente do SAP Autonomous Finance que automatiza o processo de fechamento financeiro — incluindo lançamentos de diário, reconciliações e resolução de erros. Apresentado no SAP SAPPHIRE 2026, ele permite comprimir o fechamento de semanas para dias ao operar de forma contínua, com rastro de auditoria completo.</w:t>
+        <w:t>É o agente que automatiza o fechamento financeiro — lançamentos, reconciliações e resolução de erros. Permite comprimir o fechamento de semanas para dias, operando de forma contínua com trilha de auditoria completa.</w:t>
       </w:r>
     </w:p>
     <w:p>
@@ -523,7 +502,7 @@
         <w:spacing w:after="120"/>
       </w:pPr>
       <w:r>
-        <w:t>O SAP Autonomous Suite cobre cinco domínios: Autonomous Finance (finanças e fechamento contábil), Autonomous Spend (compras e fornecedores), Autonomous Supply Chain (planejamento e logística), Autonomous HCM (recursos humanos e folha) e Autonomous CX (atendimento e vendas). Cada domínio tem agentes especializados orquestrados por Joule Assistants.</w:t>
+        <w:t>Cinco domínios: Autonomous Finance, Autonomous Spend, Autonomous Supply Chain, Autonomous HCM e Autonomous CX. Cada domínio tem agentes especializados orquestrados por Joule Assistants.</w:t>
       </w:r>
     </w:p>
     <w:p>
@@ -544,7 +523,7 @@
         <w:spacing w:after="120"/>
       </w:pPr>
       <w:r>
-        <w:t>O SAP BDC não é um pré-requisito formal, mas é a camada de dados que alimenta o Knowledge Graph — o contexto que os agentes usam para tomar decisões corretas dentro dos processos. Sem dados bem governados no BDC, os agentes operam com informações fragmentadas, o que reduz significativamente a eficácia da automação.</w:t>
+        <w:t>O SAP BDC não é pré-requisito formal, mas é a camada que fornece ao agente o contexto correto para tomar decisões. Sem dados bem governados no BDC, os agentes operam sobre informações fragmentadas — o que compromete a precisão da automação independentemente da tecnologia.</w:t>
       </w:r>
     </w:p>
     <w:p>
@@ -565,7 +544,7 @@
         <w:spacing w:after="120"/>
       </w:pPr>
       <w:r>
-        <w:t>A Solveplan atua na implementação de SAP BDC e SAP Datasphere — a fundação de dados necessária para que os agentes do SAP Autonomous Suite operem com contexto real de negócio. Para empresas que querem avaliar seu grau de prontidão para o Autonomous Suite, a Solveplan realiza diagnósticos de maturidade analítica como ponto de partida.</w:t>
+        <w:t>A Solveplan implementa SAP BDC e SAP Datasphere — a fundação de dados necessária para que os agentes do SAP Autonomous Suite operem com contexto real de negócio. Para avaliar o grau de prontidão, a Solveplan realiza diagnósticos de maturidade analítica como ponto de partida.</w:t>
       </w:r>
     </w:p>
     <w:p>
@@ -586,7 +565,7 @@
         <w:spacing w:after="120"/>
       </w:pPr>
       <w:r>
-        <w:t>O SAP Autonomous Suite muda o que é possível fazer com ERP. Mas o que determina se sua empresa vai aproveitar essa mudança — ou apenas acompanhar de longe — é a qualidade da fundação de dados que você já tem hoje.</w:t>
+        <w:t>O SAP Autonomous Suite muda o que é possível fazer com ERP. O que determina se sua empresa vai aproveitar essa mudança — ou acompanhar de longe — é a qualidade da fundação de dados que você já tem hoje.</w:t>
       </w:r>
     </w:p>
     <w:p>
